--- a/TestCasesGenerator/Templets/缴款通知书模板_证券2.docx
+++ b/TestCasesGenerator/Templets/缴款通知书模板_证券2.docx
@@ -1223,7 +1223,15 @@
         <w:rPr>
           <w:rFonts w:hint="eastAsia"/>
         </w:rPr>
-        <w:t>（2） 《认购对象信息和关联关系的说明》（《股份认购协议》之附件）；</w:t>
+        <w:t>（2） 《认购对象信息和关联关系的说明》（《股份认购协议》之附件</w:t>
+      </w:r>
+      <w:bookmarkStart w:id="0" w:name="_GoBack"/>
+      <w:bookmarkEnd w:id="0"/>
+      <w:r>
+        <w:rPr>
+          <w:rFonts w:hint="eastAsia"/>
+        </w:rPr>
+        <w:t>）；</w:t>
       </w:r>
     </w:p>
     <w:p>
@@ -1528,11 +1536,26 @@
             </w:pPr>
             <w:r>
               <w:rPr>
-                <w:rFonts w:hint="eastAsia"/>
-                <w:vertAlign w:val="baseline"/>
-                <w:lang w:val="en-US" w:eastAsia="zh-CN"/>
-              </w:rPr>
-              <w:t>佳禾食品工业股份有限公司</w:t>
+                <w:rFonts w:hint="default" w:ascii="Times New Roman" w:hAnsi="Times New Roman" w:cs="Times New Roman"/>
+                <w:vertAlign w:val="baseline"/>
+                <w:lang w:val="en-US" w:eastAsia="zh-CN"/>
+              </w:rPr>
+              <w:t>$</w:t>
+            </w:r>
+            <w:r>
+              <w:rPr>
+                <w:rFonts w:hint="eastAsia" w:ascii="Times New Roman" w:hAnsi="Times New Roman" w:cs="Times New Roman"/>
+                <w:lang w:eastAsia="zh-CN"/>
+              </w:rPr>
+              <w:t>IssuerName</w:t>
+            </w:r>
+            <w:r>
+              <w:rPr>
+                <w:rFonts w:hint="default" w:ascii="Times New Roman" w:hAnsi="Times New Roman" w:cs="Times New Roman"/>
+                <w:vertAlign w:val="baseline"/>
+                <w:lang w:val="en-US" w:eastAsia="zh-CN"/>
+              </w:rPr>
+              <w:t>$</w:t>
             </w:r>
           </w:p>
         </w:tc>
@@ -2390,19 +2413,7 @@
                 <w:vertAlign w:val="baseline"/>
                 <w:lang w:val="en-US" w:eastAsia="zh-CN"/>
               </w:rPr>
-              <w:t>$IssuerName</w:t>
-            </w:r>
-            <w:bookmarkStart w:id="0" w:name="_GoBack"/>
-            <w:bookmarkEnd w:id="0"/>
-            <w:r>
-              <w:rPr>
-                <w:rFonts w:hint="eastAsia"/>
-                <w:sz w:val="21"/>
-                <w:szCs w:val="21"/>
-                <w:vertAlign w:val="baseline"/>
-                <w:lang w:val="en-US" w:eastAsia="zh-CN"/>
-              </w:rPr>
-              <w:t>$</w:t>
+              <w:t>$IssuerName$</w:t>
             </w:r>
             <w:r>
               <w:rPr>
